--- a/zhs/docx/055.content.docx
+++ b/zhs/docx/055.content.docx
@@ -224,18 +224,12 @@
         </w:rPr>
         <w:t>是很多罗马士兵，共有六千多名士兵。 在这段经文中，一个</w:t>
       </w:r>
-      <w:hyperlink r:id="rId13">
-        <w:r>
-          <w:rPr>
-            <w:lang w:val="zh_CN" w:bidi="zh_CN"/>
-          </w:rPr>
-          <w:rPr>
-            <w:color w:val="0000EE"/>
-            <w:u w:val="single"/>
-          </w:rPr>
-          <w:t>鬼</w:t>
-        </w:r>
-      </w:hyperlink>
+      <w:r>
+        <w:rPr>
+          <w:lang w:val="zh_CN" w:bidi="zh_CN"/>
+        </w:rPr>
+        <w:t>鬼</w:t>
+      </w:r>
       <w:r>
         <w:rPr>
           <w:lang w:val="zh_CN" w:bidi="zh_CN"/>
@@ -295,7 +289,7 @@
           <w:lang w:val="zh_CN" w:bidi="zh_CN"/>
         </w:rPr>
       </w:r>
-      <w:hyperlink r:id="rId14">
+      <w:hyperlink r:id="rId13">
         <w:r>
           <w:rPr>
             <w:lang w:val="zh_CN" w:bidi="zh_CN"/>

--- a/zhs/docx/055.content.docx
+++ b/zhs/docx/055.content.docx
@@ -235,77 +235,6 @@
           <w:lang w:val="zh_CN" w:bidi="zh_CN"/>
         </w:rPr>
         <w:t>告诉耶稣他的名字是"群"，他的意思是说牠不仅是一个鬼，而是非常多的一群鬼。</w:t>
-      </w:r>
-      <w:r>
-        <w:rPr>
-          <w:lang w:val="zh_CN" w:bidi="zh_CN"/>
-        </w:rPr>
-      </w:r>
-      <w:r>
-        <w:rPr>
-          <w:lang w:val="zh_CN" w:bidi="zh_CN"/>
-        </w:rPr>
-      </w:r>
-    </w:p>
-    <w:p>
-      <w:pPr/>
-      <w:r>
-        <w:rPr>
-          <w:lang w:val="zh_CN" w:bidi="zh_CN"/>
-        </w:rPr>
-      </w:r>
-    </w:p>
-    <w:p>
-      <w:pPr>
-        <w:pStyle w:val="Heading2"/>
-      </w:pPr>
-      <w:r>
-        <w:rPr>
-          <w:lang w:val="zh_CN" w:bidi="zh_CN"/>
-        </w:rPr>
-        <w:t>群</w:t>
-      </w:r>
-      <w:r>
-        <w:rPr>
-          <w:lang w:val="zh_CN" w:bidi="zh_CN"/>
-        </w:rPr>
-      </w:r>
-    </w:p>
-    <w:p>
-      <w:pPr>
-        <w:pStyle w:val="Heading4"/>
-      </w:pPr>
-      <w:r>
-        <w:rPr>
-          <w:lang w:val="zh_CN" w:bidi="zh_CN"/>
-        </w:rPr>
-        <w:t>Audio Content</w:t>
-      </w:r>
-    </w:p>
-    <w:p>
-      <w:pPr/>
-      <w:r>
-        <w:rPr>
-          <w:lang w:val="zh_CN" w:bidi="zh_CN"/>
-        </w:rPr>
-      </w:r>
-      <w:hyperlink r:id="rId13">
-        <w:r>
-          <w:rPr>
-            <w:lang w:val="zh_CN" w:bidi="zh_CN"/>
-          </w:rPr>
-          <w:rPr>
-            <w:color w:val="0000EE"/>
-            <w:u w:val="single"/>
-          </w:rPr>
-          <w:t>mp3 file</w:t>
-        </w:r>
-      </w:hyperlink>
-      <w:r>
-        <w:rPr>
-          <w:lang w:val="zh_CN" w:bidi="zh_CN"/>
-        </w:rPr>
-        <w:t xml:space="preserve"> (None KB)</w:t>
       </w:r>
       <w:r>
         <w:rPr>

--- a/zhs/docx/055.content.docx
+++ b/zhs/docx/055.content.docx
@@ -224,12 +224,18 @@
         </w:rPr>
         <w:t>是很多罗马士兵，共有六千多名士兵。 在这段经文中，一个</w:t>
       </w:r>
-      <w:r>
-        <w:rPr>
-          <w:lang w:val="zh_CN" w:bidi="zh_CN"/>
-        </w:rPr>
-        <w:t>鬼</w:t>
-      </w:r>
+      <w:hyperlink r:id="rId13">
+        <w:r>
+          <w:rPr>
+            <w:lang w:val="zh_CN" w:bidi="zh_CN"/>
+          </w:rPr>
+          <w:rPr>
+            <w:color w:val="0000EE"/>
+            <w:u w:val="single"/>
+          </w:rPr>
+          <w:t>鬼</w:t>
+        </w:r>
+      </w:hyperlink>
       <w:r>
         <w:rPr>
           <w:lang w:val="zh_CN" w:bidi="zh_CN"/>
